--- a/prevod.docx
+++ b/prevod.docx
@@ -8,79 +8,411 @@
           <w:lang w:val="sr-Latn-RS"/>
         </w:rPr>
       </w:pPr>
-      <w:proofErr w:type="spellStart"/>
-      <w:r>
-        <w:t>Eko</w:t>
-      </w:r>
-      <w:proofErr w:type="spellEnd"/>
-      <w:r>
+      <w:r>
+        <w:t>Eko vo</w:t>
+      </w:r>
+      <w:r>
+        <w:rPr>
+          <w:lang w:val="sr-Latn-RS"/>
+        </w:rPr>
+        <w:t xml:space="preserve">žnja                                                           </w:t>
+      </w:r>
+      <w:commentRangeStart w:id="0"/>
+      <w:r>
+        <w:rPr>
+          <w:lang w:val="sr-Latn-RS"/>
+        </w:rPr>
+        <w:t>Drugo izdanje</w:t>
+      </w:r>
+      <w:commentRangeEnd w:id="0"/>
+      <w:r>
+        <w:rPr>
+          <w:rStyle w:val="CommentReference"/>
+        </w:rPr>
+        <w:commentReference w:id="0"/>
+      </w:r>
+    </w:p>
+    <w:p>
+      <w:pPr>
+        <w:rPr>
+          <w:lang w:val="sr-Latn-RS"/>
+        </w:rPr>
+      </w:pPr>
+      <w:r>
+        <w:rPr>
+          <w:lang w:val="sr-Latn-RS"/>
+        </w:rPr>
+        <w:t>Vežbom do savršenstva</w:t>
+      </w:r>
+    </w:p>
+    <w:p>
+      <w:pPr>
+        <w:rPr>
+          <w:lang w:val="sr-Latn-RS"/>
+        </w:rPr>
+      </w:pPr>
+    </w:p>
+    <w:p>
+      <w:pPr>
+        <w:rPr>
+          <w:lang w:val="sr-Latn-RS"/>
+        </w:rPr>
+      </w:pPr>
+      <w:r>
+        <w:rPr>
+          <w:lang w:val="sr-Latn-RS"/>
+        </w:rPr>
+        <w:t>Koliko „eko“ vi vozite ?</w:t>
+      </w:r>
+    </w:p>
+    <w:p>
+      <w:pPr>
+        <w:rPr>
+          <w:lang w:val="sr-Latn-RS"/>
+        </w:rPr>
+      </w:pPr>
+    </w:p>
+    <w:p>
+      <w:pPr>
+        <w:rPr>
+          <w:lang w:val="sr-Latn-RS"/>
+        </w:rPr>
+      </w:pPr>
+    </w:p>
+    <w:p>
+      <w:pPr>
+        <w:rPr>
+          <w:lang w:val="sr-Latn-RS"/>
+        </w:rPr>
+      </w:pPr>
+      <w:r>
+        <w:rPr>
+          <w:lang w:val="sr-Latn-RS"/>
+        </w:rPr>
         <w:t xml:space="preserve"> </w:t>
       </w:r>
-      <w:proofErr w:type="spellStart"/>
-      <w:r>
-        <w:t>vo</w:t>
-      </w:r>
-      <w:proofErr w:type="spellEnd"/>
-      <w:r>
-        <w:rPr>
-          <w:lang w:val="sr-Latn-RS"/>
-        </w:rPr>
-        <w:t>žnja                                                           Drugo izdanje</w:t>
-      </w:r>
-    </w:p>
-    <w:p>
-      <w:pPr>
-        <w:rPr>
-          <w:lang w:val="sr-Latn-RS"/>
-        </w:rPr>
-      </w:pPr>
-      <w:r>
-        <w:rPr>
-          <w:lang w:val="sr-Latn-RS"/>
-        </w:rPr>
-        <w:t>Vežbom do savršenstva</w:t>
-      </w:r>
-    </w:p>
-    <w:p>
-      <w:pPr>
-        <w:rPr>
-          <w:lang w:val="sr-Latn-RS"/>
-        </w:rPr>
-      </w:pPr>
-    </w:p>
-    <w:p>
-      <w:pPr>
-        <w:rPr>
-          <w:lang w:val="sr-Latn-RS"/>
-        </w:rPr>
-      </w:pPr>
-      <w:r>
-        <w:rPr>
-          <w:lang w:val="sr-Latn-RS"/>
-        </w:rPr>
-        <w:t>Koliko „eko“ vi vozite ?</w:t>
-      </w:r>
-    </w:p>
-    <w:p>
-      <w:pPr>
-        <w:rPr>
-          <w:lang w:val="sr-Latn-RS"/>
-        </w:rPr>
-      </w:pPr>
-    </w:p>
-    <w:p>
-      <w:pPr>
-        <w:rPr>
-          <w:lang w:val="sr-Latn-RS"/>
-        </w:rPr>
-      </w:pPr>
-    </w:p>
-    <w:p>
-      <w:pPr>
-        <w:rPr>
-          <w:lang w:val="sr-Latn-RS"/>
-        </w:rPr>
-      </w:pPr>
+    </w:p>
+    <w:p>
+      <w:pPr>
+        <w:rPr>
+          <w:lang w:val="sr-Latn-RS"/>
+        </w:rPr>
+      </w:pPr>
+    </w:p>
+    <w:p>
+      <w:pPr>
+        <w:rPr>
+          <w:lang w:val="sr-Latn-RS"/>
+        </w:rPr>
+      </w:pPr>
+    </w:p>
+    <w:p>
+      <w:pPr>
+        <w:rPr>
+          <w:lang w:val="sr-Latn-RS"/>
+        </w:rPr>
+      </w:pPr>
+    </w:p>
+    <w:p>
+      <w:pPr>
+        <w:rPr>
+          <w:lang w:val="sr-Latn-RS"/>
+        </w:rPr>
+      </w:pPr>
+    </w:p>
+    <w:p>
+      <w:pPr>
+        <w:rPr>
+          <w:lang w:val="sr-Latn-RS"/>
+        </w:rPr>
+      </w:pPr>
+    </w:p>
+    <w:p>
+      <w:pPr>
+        <w:rPr>
+          <w:lang w:val="sr-Latn-RS"/>
+        </w:rPr>
+      </w:pPr>
+    </w:p>
+    <w:p>
+      <w:pPr>
+        <w:rPr>
+          <w:lang w:val="sr-Latn-RS"/>
+        </w:rPr>
+      </w:pPr>
+    </w:p>
+    <w:p>
+      <w:pPr>
+        <w:rPr>
+          <w:lang w:val="sr-Latn-RS"/>
+        </w:rPr>
+      </w:pPr>
+    </w:p>
+    <w:p>
+      <w:pPr>
+        <w:rPr>
+          <w:lang w:val="sr-Latn-RS"/>
+        </w:rPr>
+      </w:pPr>
+    </w:p>
+    <w:p>
+      <w:pPr>
+        <w:rPr>
+          <w:lang w:val="sr-Latn-RS"/>
+        </w:rPr>
+      </w:pPr>
+    </w:p>
+    <w:p>
+      <w:pPr>
+        <w:rPr>
+          <w:lang w:val="sr-Latn-RS"/>
+        </w:rPr>
+      </w:pPr>
+    </w:p>
+    <w:p>
+      <w:pPr>
+        <w:rPr>
+          <w:lang w:val="sr-Latn-RS"/>
+        </w:rPr>
+      </w:pPr>
+    </w:p>
+    <w:p>
+      <w:pPr>
+        <w:rPr>
+          <w:lang w:val="sr-Latn-RS"/>
+        </w:rPr>
+      </w:pPr>
+    </w:p>
+    <w:p>
+      <w:pPr>
+        <w:rPr>
+          <w:lang w:val="sr-Latn-RS"/>
+        </w:rPr>
+      </w:pPr>
+    </w:p>
+    <w:p>
+      <w:pPr>
+        <w:rPr>
+          <w:lang w:val="sr-Latn-RS"/>
+        </w:rPr>
+      </w:pPr>
+    </w:p>
+    <w:p>
+      <w:pPr>
+        <w:rPr>
+          <w:lang w:val="sr-Latn-RS"/>
+        </w:rPr>
+      </w:pPr>
+    </w:p>
+    <w:p>
+      <w:pPr>
+        <w:rPr>
+          <w:lang w:val="sr-Latn-RS"/>
+        </w:rPr>
+      </w:pPr>
+    </w:p>
+    <w:p>
+      <w:pPr>
+        <w:rPr>
+          <w:lang w:val="sr-Latn-RS"/>
+        </w:rPr>
+      </w:pPr>
+    </w:p>
+    <w:p>
+      <w:pPr>
+        <w:rPr>
+          <w:lang w:val="sr-Latn-RS"/>
+        </w:rPr>
+      </w:pPr>
+    </w:p>
+    <w:p>
+      <w:pPr>
+        <w:rPr>
+          <w:lang w:val="sr-Latn-RS"/>
+        </w:rPr>
+      </w:pPr>
+    </w:p>
+    <w:p>
+      <w:pPr>
+        <w:rPr>
+          <w:lang w:val="sr-Latn-RS"/>
+        </w:rPr>
+      </w:pPr>
+    </w:p>
+    <w:p>
+      <w:pPr>
+        <w:rPr>
+          <w:lang w:val="sr-Latn-RS"/>
+        </w:rPr>
+      </w:pPr>
+    </w:p>
+    <w:p>
+      <w:pPr>
+        <w:rPr>
+          <w:lang w:val="sr-Latn-RS"/>
+        </w:rPr>
+      </w:pPr>
+    </w:p>
+    <w:p>
+      <w:pPr>
+        <w:rPr>
+          <w:lang w:val="sr-Latn-RS"/>
+        </w:rPr>
+      </w:pPr>
+    </w:p>
+    <w:p>
+      <w:pPr>
+        <w:rPr>
+          <w:lang w:val="sr-Latn-RS"/>
+        </w:rPr>
+      </w:pPr>
+    </w:p>
+    <w:p>
+      <w:pPr>
+        <w:rPr>
+          <w:lang w:val="sr-Latn-RS"/>
+        </w:rPr>
+      </w:pPr>
+    </w:p>
+    <w:p>
+      <w:pPr>
+        <w:rPr>
+          <w:lang w:val="sr-Latn-RS"/>
+        </w:rPr>
+      </w:pPr>
+    </w:p>
+    <w:p>
+      <w:pPr>
+        <w:rPr>
+          <w:lang w:val="sr-Latn-RS"/>
+        </w:rPr>
+      </w:pPr>
+    </w:p>
+    <w:p>
+      <w:pPr>
+        <w:rPr>
+          <w:lang w:val="sr-Latn-RS"/>
+        </w:rPr>
+      </w:pPr>
+    </w:p>
+    <w:p>
+      <w:pPr>
+        <w:rPr>
+          <w:lang w:val="sr-Latn-RS"/>
+        </w:rPr>
+      </w:pPr>
+    </w:p>
+    <w:p>
+      <w:pPr>
+        <w:rPr>
+          <w:lang w:val="sr-Latn-RS"/>
+        </w:rPr>
+      </w:pPr>
+    </w:p>
+    <w:p>
+      <w:pPr>
+        <w:rPr>
+          <w:lang w:val="sr-Latn-RS"/>
+        </w:rPr>
+      </w:pPr>
+    </w:p>
+    <w:p>
+      <w:pPr>
+        <w:rPr>
+          <w:lang w:val="sr-Latn-RS"/>
+        </w:rPr>
+      </w:pPr>
+    </w:p>
+    <w:p>
+      <w:pPr>
+        <w:rPr>
+          <w:lang w:val="sr-Latn-RS"/>
+        </w:rPr>
+      </w:pPr>
+    </w:p>
+    <w:p>
+      <w:pPr>
+        <w:rPr>
+          <w:lang w:val="sr-Latn-RS"/>
+        </w:rPr>
+      </w:pPr>
+    </w:p>
+    <w:p>
+      <w:pPr>
+        <w:rPr>
+          <w:lang w:val="sr-Latn-RS"/>
+        </w:rPr>
+      </w:pPr>
+    </w:p>
+    <w:p>
+      <w:pPr>
+        <w:rPr>
+          <w:lang w:val="sr-Latn-RS"/>
+        </w:rPr>
+      </w:pPr>
+    </w:p>
+    <w:p>
+      <w:pPr>
+        <w:rPr>
+          <w:lang w:val="sr-Latn-RS"/>
+        </w:rPr>
+      </w:pPr>
+    </w:p>
+    <w:p>
+      <w:pPr>
+        <w:rPr>
+          <w:lang w:val="sr-Latn-RS"/>
+        </w:rPr>
+      </w:pPr>
+    </w:p>
+    <w:p>
+      <w:pPr>
+        <w:rPr>
+          <w:lang w:val="sr-Latn-RS"/>
+        </w:rPr>
+      </w:pPr>
+    </w:p>
+    <w:p>
+      <w:pPr>
+        <w:rPr>
+          <w:lang w:val="sr-Latn-RS"/>
+        </w:rPr>
+      </w:pPr>
+      <w:r>
+        <w:rPr>
+          <w:highlight w:val="yellow"/>
+          <w:lang w:val="sr-Latn-RS"/>
+        </w:rPr>
+        <w:t xml:space="preserve">Dragi </w:t>
+      </w:r>
+      <w:r>
+        <w:rPr>
+          <w:highlight w:val="yellow"/>
+          <w:lang w:val="sr-Latn-RS"/>
+        </w:rPr>
+        <w:t>uč</w:t>
+      </w:r>
+      <w:r>
+        <w:rPr>
+          <w:highlight w:val="yellow"/>
+          <w:lang w:val="sr-Latn-RS"/>
+        </w:rPr>
+        <w:t>itelji, u</w:t>
+      </w:r>
+      <w:r>
+        <w:rPr>
+          <w:highlight w:val="yellow"/>
+          <w:lang w:val="sr-Latn-RS"/>
+        </w:rPr>
+        <w:t>če</w:t>
+      </w:r>
+      <w:r>
+        <w:rPr>
+          <w:highlight w:val="yellow"/>
+          <w:lang w:val="sr-Latn-RS"/>
+        </w:rPr>
+        <w:t>nici i instruktori</w:t>
+      </w:r>
       <w:r>
         <w:rPr>
           <w:lang w:val="sr-Latn-RS"/>
@@ -108,264 +440,407 @@
           <w:lang w:val="sr-Latn-RS"/>
         </w:rPr>
       </w:pPr>
-    </w:p>
-    <w:p>
-      <w:pPr>
-        <w:rPr>
-          <w:lang w:val="sr-Latn-RS"/>
-        </w:rPr>
-      </w:pPr>
-    </w:p>
-    <w:p>
-      <w:pPr>
-        <w:rPr>
-          <w:lang w:val="sr-Latn-RS"/>
-        </w:rPr>
-      </w:pPr>
-    </w:p>
-    <w:p>
-      <w:pPr>
-        <w:rPr>
-          <w:lang w:val="sr-Latn-RS"/>
-        </w:rPr>
-      </w:pPr>
-    </w:p>
-    <w:p>
-      <w:pPr>
-        <w:rPr>
-          <w:lang w:val="sr-Latn-RS"/>
-        </w:rPr>
-      </w:pPr>
-    </w:p>
-    <w:p>
-      <w:pPr>
-        <w:rPr>
-          <w:lang w:val="sr-Latn-RS"/>
-        </w:rPr>
-      </w:pPr>
-    </w:p>
-    <w:p>
-      <w:pPr>
-        <w:rPr>
-          <w:lang w:val="sr-Latn-RS"/>
-        </w:rPr>
-      </w:pPr>
-    </w:p>
-    <w:p>
-      <w:pPr>
-        <w:rPr>
-          <w:lang w:val="sr-Latn-RS"/>
-        </w:rPr>
-      </w:pPr>
-    </w:p>
-    <w:p>
-      <w:pPr>
-        <w:rPr>
-          <w:lang w:val="sr-Latn-RS"/>
-        </w:rPr>
-      </w:pPr>
-    </w:p>
-    <w:p>
-      <w:pPr>
-        <w:rPr>
-          <w:lang w:val="sr-Latn-RS"/>
-        </w:rPr>
-      </w:pPr>
-    </w:p>
-    <w:p>
-      <w:pPr>
-        <w:rPr>
-          <w:lang w:val="sr-Latn-RS"/>
-        </w:rPr>
-      </w:pPr>
-    </w:p>
-    <w:p>
-      <w:pPr>
-        <w:rPr>
-          <w:lang w:val="sr-Latn-RS"/>
-        </w:rPr>
-      </w:pPr>
-    </w:p>
-    <w:p>
-      <w:pPr>
-        <w:rPr>
-          <w:lang w:val="sr-Latn-RS"/>
-        </w:rPr>
-      </w:pPr>
-    </w:p>
-    <w:p>
-      <w:pPr>
-        <w:rPr>
-          <w:lang w:val="sr-Latn-RS"/>
-        </w:rPr>
-      </w:pPr>
-    </w:p>
-    <w:p>
-      <w:pPr>
-        <w:rPr>
-          <w:lang w:val="sr-Latn-RS"/>
-        </w:rPr>
-      </w:pPr>
-    </w:p>
-    <w:p>
-      <w:pPr>
-        <w:rPr>
-          <w:lang w:val="sr-Latn-RS"/>
-        </w:rPr>
-      </w:pPr>
-    </w:p>
-    <w:p>
-      <w:pPr>
-        <w:rPr>
-          <w:lang w:val="sr-Latn-RS"/>
-        </w:rPr>
-      </w:pPr>
-    </w:p>
-    <w:p>
-      <w:pPr>
-        <w:rPr>
-          <w:lang w:val="sr-Latn-RS"/>
-        </w:rPr>
-      </w:pPr>
-    </w:p>
-    <w:p>
-      <w:pPr>
-        <w:rPr>
-          <w:lang w:val="sr-Latn-RS"/>
-        </w:rPr>
-      </w:pPr>
-    </w:p>
-    <w:p>
-      <w:pPr>
-        <w:rPr>
-          <w:lang w:val="sr-Latn-RS"/>
-        </w:rPr>
-      </w:pPr>
-    </w:p>
-    <w:p>
-      <w:pPr>
-        <w:rPr>
-          <w:lang w:val="sr-Latn-RS"/>
-        </w:rPr>
-      </w:pPr>
-    </w:p>
-    <w:p>
-      <w:pPr>
-        <w:rPr>
-          <w:lang w:val="sr-Latn-RS"/>
-        </w:rPr>
-      </w:pPr>
-    </w:p>
-    <w:p>
-      <w:pPr>
-        <w:rPr>
-          <w:lang w:val="sr-Latn-RS"/>
-        </w:rPr>
-      </w:pPr>
-    </w:p>
-    <w:p>
-      <w:pPr>
-        <w:rPr>
-          <w:lang w:val="sr-Latn-RS"/>
-        </w:rPr>
-      </w:pPr>
-    </w:p>
-    <w:p>
-      <w:pPr>
-        <w:rPr>
-          <w:lang w:val="sr-Latn-RS"/>
-        </w:rPr>
-      </w:pPr>
-    </w:p>
-    <w:p>
-      <w:pPr>
-        <w:rPr>
-          <w:lang w:val="sr-Latn-RS"/>
-        </w:rPr>
-      </w:pPr>
-    </w:p>
-    <w:p>
-      <w:pPr>
-        <w:rPr>
-          <w:lang w:val="sr-Latn-RS"/>
-        </w:rPr>
-      </w:pPr>
-    </w:p>
-    <w:p>
-      <w:pPr>
-        <w:rPr>
-          <w:lang w:val="sr-Latn-RS"/>
-        </w:rPr>
-      </w:pPr>
-    </w:p>
-    <w:p>
-      <w:pPr>
-        <w:rPr>
-          <w:lang w:val="sr-Latn-RS"/>
-        </w:rPr>
-      </w:pPr>
-    </w:p>
-    <w:p>
-      <w:pPr>
-        <w:rPr>
-          <w:lang w:val="sr-Latn-RS"/>
-        </w:rPr>
-      </w:pPr>
-    </w:p>
-    <w:p>
-      <w:pPr>
-        <w:rPr>
-          <w:lang w:val="sr-Latn-RS"/>
-        </w:rPr>
-      </w:pPr>
-    </w:p>
-    <w:p>
-      <w:pPr>
-        <w:rPr>
-          <w:lang w:val="sr-Latn-RS"/>
-        </w:rPr>
-      </w:pPr>
-    </w:p>
-    <w:p>
-      <w:pPr>
-        <w:rPr>
-          <w:lang w:val="sr-Latn-RS"/>
-        </w:rPr>
-      </w:pPr>
-    </w:p>
-    <w:p>
-      <w:pPr>
-        <w:rPr>
-          <w:lang w:val="sr-Latn-RS"/>
-        </w:rPr>
-      </w:pPr>
-    </w:p>
-    <w:p>
-      <w:pPr>
-        <w:rPr>
-          <w:lang w:val="sr-Latn-RS"/>
-        </w:rPr>
-      </w:pPr>
-    </w:p>
-    <w:p>
-      <w:pPr>
-        <w:rPr>
-          <w:lang w:val="sr-Latn-RS"/>
-        </w:rPr>
-      </w:pPr>
-    </w:p>
-    <w:p>
-      <w:pPr>
-        <w:rPr>
-          <w:lang w:val="sr-Latn-RS"/>
-        </w:rPr>
-      </w:pPr>
-      <w:bookmarkStart w:id="0" w:name="_GoBack"/>
-      <w:bookmarkEnd w:id="0"/>
-    </w:p>
-    <w:p>
-      <w:pPr>
-        <w:rPr>
+      <w:r>
+        <w:rPr>
+          <w:lang w:val="sr-Latn-RS"/>
+        </w:rPr>
+        <w:t xml:space="preserve">Od uvođenja daljeg obučavanja i osnovnih kvalifikacija </w:t>
+      </w:r>
+      <w:r>
+        <w:rPr>
+          <w:lang w:val="sr-Latn-RS"/>
+        </w:rPr>
+        <w:t>komercijalnih</w:t>
+      </w:r>
+      <w:r>
+        <w:rPr>
+          <w:lang w:val="sr-Latn-RS"/>
+        </w:rPr>
+        <w:t xml:space="preserve"> vozača kamiona u Nemačkoj prošlo je mnogo godina. Veliko broj vozača kamiona proslo je kroz 5 dodatnih dana za obuku/modula. Zato se postavlja pitanje : Sta raditi u drugom izdanju?</w:t>
+      </w:r>
+    </w:p>
+    <w:p>
+      <w:pPr>
+        <w:rPr>
+          <w:lang w:val="sr-Latn-RS"/>
+        </w:rPr>
+      </w:pPr>
+    </w:p>
+    <w:p>
+      <w:pPr>
+        <w:rPr>
+          <w:lang w:val="sr-Latn-RS"/>
+        </w:rPr>
+      </w:pPr>
+      <w:r>
+        <w:rPr>
+          <w:lang w:val="sr-Latn-RS"/>
+        </w:rPr>
+        <w:t>Kada kažemo drugo izdanje mislimo na drugi ciklus obučavanja za vozače kamiona. Sa  modulima drugog izdanja obezbedilo smo vam potpuno novi media paket.</w:t>
+      </w:r>
+    </w:p>
+    <w:p>
+      <w:pPr>
+        <w:rPr>
+          <w:lang w:val="sr-Latn-RS"/>
+        </w:rPr>
+      </w:pPr>
+    </w:p>
+    <w:p>
+      <w:pPr>
+        <w:rPr>
+          <w:lang w:val="sr-Latn-RS"/>
+        </w:rPr>
+      </w:pPr>
+      <w:r>
+        <w:rPr>
+          <w:lang w:val="sr-Latn-RS"/>
+        </w:rPr>
+        <w:t>Gde se nalaze razlike u odnosu na prvi ciklus obučavanja?</w:t>
+      </w:r>
+    </w:p>
+    <w:p>
+      <w:pPr>
+        <w:rPr>
+          <w:sz w:val="22"/>
+          <w:lang w:val="sr-Latn-RS"/>
+        </w:rPr>
+      </w:pPr>
+    </w:p>
+    <w:p>
+      <w:pPr>
+        <w:pStyle w:val="ListParagraph"/>
+        <w:numPr>
+          <w:ilvl w:val="0"/>
+          <w:numId w:val="2"/>
+        </w:numPr>
+        <w:rPr>
+          <w:b/>
+          <w:sz w:val="22"/>
+          <w:lang w:val="sr-Latn-RS"/>
+        </w:rPr>
+      </w:pPr>
+      <w:r>
+        <w:rPr>
+          <w:b/>
+          <w:sz w:val="22"/>
+          <w:lang w:val="sr-Latn-RS"/>
+        </w:rPr>
+        <w:t>Nove teme i drugačiji način ocenjivanja</w:t>
+      </w:r>
+      <w:r>
+        <w:rPr>
+          <w:b/>
+          <w:sz w:val="22"/>
+          <w:lang w:val="sr-Latn-RS"/>
+        </w:rPr>
+        <w:t xml:space="preserve"> </w:t>
+      </w:r>
+      <w:r>
+        <w:rPr>
+          <w:sz w:val="22"/>
+          <w:lang w:val="sr-Latn-RS"/>
+        </w:rPr>
+        <w:t xml:space="preserve">u modulima – </w:t>
+      </w:r>
+    </w:p>
+    <w:p>
+      <w:pPr>
+        <w:ind w:left="720"/>
+        <w:rPr>
+          <w:sz w:val="22"/>
+          <w:lang w:val="sr-Latn-RS"/>
+        </w:rPr>
+      </w:pPr>
+      <w:r>
+        <w:rPr>
+          <w:sz w:val="22"/>
+          <w:lang w:val="sr-Latn-RS"/>
+        </w:rPr>
+        <w:t xml:space="preserve">u </w:t>
+      </w:r>
+      <w:r>
+        <w:rPr>
+          <w:sz w:val="22"/>
+          <w:lang w:val="sr-Latn-RS"/>
+        </w:rPr>
+        <w:t>M</w:t>
+      </w:r>
+      <w:r>
+        <w:rPr>
+          <w:sz w:val="22"/>
+          <w:lang w:val="sr-Latn-RS"/>
+        </w:rPr>
+        <w:t>odulu 1</w:t>
+      </w:r>
+      <w:r>
+        <w:rPr>
+          <w:sz w:val="22"/>
+          <w:lang w:val="sr-Latn-RS"/>
+        </w:rPr>
+        <w:t xml:space="preserve"> : Ekonomično usavršiti situacije iz vožnje sa temama kao npr. „Prilagoditi brzinu“ i „</w:t>
+      </w:r>
+      <w:r>
+        <w:rPr>
+          <w:sz w:val="22"/>
+          <w:lang w:val="sr-Latn-RS"/>
+        </w:rPr>
+        <w:t xml:space="preserve"> Stres u radnoj svakodnevnici“</w:t>
+      </w:r>
+    </w:p>
+    <w:p>
+      <w:pPr>
+        <w:ind w:left="720"/>
+        <w:rPr>
+          <w:sz w:val="22"/>
+          <w:lang w:val="sr-Latn-RS"/>
+        </w:rPr>
+      </w:pPr>
+    </w:p>
+    <w:p>
+      <w:pPr>
+        <w:pStyle w:val="ListParagraph"/>
+        <w:numPr>
+          <w:ilvl w:val="0"/>
+          <w:numId w:val="2"/>
+        </w:numPr>
+        <w:rPr>
+          <w:sz w:val="22"/>
+          <w:lang w:val="sr-Latn-RS"/>
+        </w:rPr>
+      </w:pPr>
+      <w:r>
+        <w:rPr>
+          <w:b/>
+          <w:sz w:val="22"/>
+          <w:lang w:val="sr-Latn-RS"/>
+        </w:rPr>
+        <w:t xml:space="preserve">Novi didaktički ... </w:t>
+      </w:r>
+      <w:r>
+        <w:rPr>
+          <w:sz w:val="22"/>
+          <w:lang w:val="sr-Latn-RS"/>
+        </w:rPr>
+        <w:t>:</w:t>
+      </w:r>
+    </w:p>
+    <w:p>
+      <w:pPr>
+        <w:rPr>
+          <w:sz w:val="22"/>
+          <w:lang w:val="sr-Latn-RS"/>
+        </w:rPr>
+      </w:pPr>
+    </w:p>
+    <w:p>
+      <w:pPr>
+        <w:rPr>
+          <w:sz w:val="22"/>
+          <w:lang w:val="sr-Latn-RS"/>
+        </w:rPr>
+      </w:pPr>
+    </w:p>
+    <w:p>
+      <w:pPr>
+        <w:rPr>
+          <w:sz w:val="22"/>
+          <w:lang w:val="sr-Latn-RS"/>
+        </w:rPr>
+      </w:pPr>
+    </w:p>
+    <w:p>
+      <w:pPr>
+        <w:rPr>
+          <w:sz w:val="22"/>
+          <w:lang w:val="sr-Latn-RS"/>
+        </w:rPr>
+      </w:pPr>
+      <w:r>
+        <w:rPr>
+          <w:sz w:val="22"/>
+          <w:lang w:val="sr-Latn-RS"/>
+        </w:rPr>
+        <w:t>I za vas kao trenera dodatno :</w:t>
+      </w:r>
+    </w:p>
+    <w:p>
+      <w:pPr>
+        <w:rPr>
+          <w:sz w:val="22"/>
+          <w:lang w:val="sr-Latn-RS"/>
+        </w:rPr>
+      </w:pPr>
+    </w:p>
+    <w:p>
+      <w:pPr>
+        <w:pStyle w:val="ListParagraph"/>
+        <w:numPr>
+          <w:ilvl w:val="0"/>
+          <w:numId w:val="2"/>
+        </w:numPr>
+        <w:rPr>
+          <w:sz w:val="22"/>
+          <w:lang w:val="sr-Latn-RS"/>
+        </w:rPr>
+      </w:pPr>
+      <w:r>
+        <w:rPr>
+          <w:b/>
+          <w:sz w:val="22"/>
+          <w:lang w:val="sr-Latn-RS"/>
+        </w:rPr>
+        <w:t xml:space="preserve">Jasni plan skolskih dana </w:t>
+      </w:r>
+      <w:r>
+        <w:rPr>
+          <w:sz w:val="22"/>
+          <w:lang w:val="sr-Latn-RS"/>
+        </w:rPr>
+        <w:t xml:space="preserve">uključujući i 3 plana obuke </w:t>
+      </w:r>
+    </w:p>
+    <w:p>
+      <w:pPr>
+        <w:pStyle w:val="ListParagraph"/>
+        <w:numPr>
+          <w:ilvl w:val="0"/>
+          <w:numId w:val="2"/>
+        </w:numPr>
+        <w:rPr>
+          <w:sz w:val="22"/>
+          <w:lang w:val="sr-Latn-RS"/>
+        </w:rPr>
+      </w:pPr>
+      <w:r>
+        <w:rPr>
+          <w:b/>
+          <w:sz w:val="22"/>
+          <w:lang w:val="sr-Latn-RS"/>
+        </w:rPr>
+        <w:t xml:space="preserve">Detaljno objašnjenje </w:t>
+      </w:r>
+      <w:r>
+        <w:rPr>
+          <w:sz w:val="22"/>
+          <w:lang w:val="sr-Latn-RS"/>
+        </w:rPr>
+        <w:t>ciljeva obuke , toka i metodike.</w:t>
+      </w:r>
+    </w:p>
+    <w:p>
+      <w:pPr>
+        <w:pStyle w:val="ListParagraph"/>
+        <w:numPr>
+          <w:ilvl w:val="0"/>
+          <w:numId w:val="2"/>
+        </w:numPr>
+        <w:rPr>
+          <w:sz w:val="22"/>
+          <w:lang w:val="sr-Latn-RS"/>
+        </w:rPr>
+      </w:pPr>
+      <w:r>
+        <w:rPr>
+          <w:sz w:val="22"/>
+          <w:lang w:val="sr-Latn-RS"/>
+        </w:rPr>
+        <w:t xml:space="preserve">Svi delovi koji se odnose na trenere označeni su sa </w:t>
+      </w:r>
+      <w:r>
+        <w:rPr>
+          <w:sz w:val="22"/>
+          <w:highlight w:val="yellow"/>
+          <w:lang w:val="sr-Latn-RS"/>
+        </w:rPr>
+        <w:t>TRENER</w:t>
+      </w:r>
+    </w:p>
+    <w:p>
+      <w:pPr>
+        <w:pStyle w:val="ListParagraph"/>
+        <w:numPr>
+          <w:ilvl w:val="0"/>
+          <w:numId w:val="2"/>
+        </w:numPr>
+        <w:rPr>
+          <w:sz w:val="22"/>
+          <w:lang w:val="sr-Latn-RS"/>
+        </w:rPr>
+      </w:pPr>
+      <w:r>
+        <w:rPr>
+          <w:sz w:val="22"/>
+          <w:lang w:val="sr-Latn-RS"/>
+        </w:rPr>
+        <w:t>akko da se bla bla</w:t>
+      </w:r>
+    </w:p>
+    <w:p>
+      <w:pPr>
+        <w:rPr>
+          <w:sz w:val="22"/>
+          <w:lang w:val="sr-Latn-RS"/>
+        </w:rPr>
+      </w:pPr>
+    </w:p>
+    <w:p>
+      <w:pPr>
+        <w:rPr>
+          <w:sz w:val="22"/>
+          <w:lang w:val="sr-Latn-RS"/>
+        </w:rPr>
+      </w:pPr>
+    </w:p>
+    <w:p>
+      <w:pPr>
+        <w:rPr>
+          <w:sz w:val="22"/>
+          <w:lang w:val="sr-Latn-RS"/>
+        </w:rPr>
+      </w:pPr>
+    </w:p>
+    <w:p>
+      <w:pPr>
+        <w:rPr>
+          <w:sz w:val="22"/>
+          <w:lang w:val="sr-Latn-RS"/>
+        </w:rPr>
+      </w:pPr>
+    </w:p>
+    <w:p>
+      <w:pPr>
+        <w:rPr>
+          <w:sz w:val="22"/>
+          <w:lang w:val="sr-Latn-RS"/>
+        </w:rPr>
+      </w:pPr>
+      <w:bookmarkStart w:id="1" w:name="_GoBack"/>
+      <w:bookmarkEnd w:id="1"/>
+    </w:p>
+    <w:p>
+      <w:pPr>
+        <w:ind w:left="720"/>
+        <w:rPr>
+          <w:sz w:val="22"/>
+          <w:lang w:val="sr-Latn-RS"/>
+        </w:rPr>
+      </w:pPr>
+    </w:p>
+    <w:p>
+      <w:pPr>
+        <w:ind w:left="720"/>
+        <w:rPr>
+          <w:sz w:val="22"/>
+          <w:lang w:val="sr-Latn-RS"/>
+        </w:rPr>
+      </w:pPr>
+    </w:p>
+    <w:p>
+      <w:pPr>
+        <w:ind w:left="720"/>
+        <w:rPr>
+          <w:sz w:val="22"/>
           <w:lang w:val="sr-Latn-RS"/>
         </w:rPr>
       </w:pPr>
@@ -476,6 +951,291 @@
     </w:sectPr>
   </w:body>
 </w:document>
+</file>
+
+<file path=word/comments.xml><?xml version="1.0" encoding="utf-8"?>
+<w:comments xmlns:wpc="http://schemas.microsoft.com/office/word/2010/wordprocessingCanvas" xmlns:mc="http://schemas.openxmlformats.org/markup-compatibility/2006" xmlns:o="urn:schemas-microsoft-com:office:office" xmlns:r="http://schemas.openxmlformats.org/officeDocument/2006/relationships" xmlns:m="http://schemas.openxmlformats.org/officeDocument/2006/math" xmlns:v="urn:schemas-microsoft-com:vml" xmlns:wp14="http://schemas.microsoft.com/office/word/2010/wordprocessingDrawing" xmlns:wp="http://schemas.openxmlformats.org/drawingml/2006/wordprocessingDrawing" xmlns:w10="urn:schemas-microsoft-com:office:word" xmlns:w="http://schemas.openxmlformats.org/wordprocessingml/2006/main" xmlns:w14="http://schemas.microsoft.com/office/word/2010/wordml" xmlns:w15="http://schemas.microsoft.com/office/word/2012/wordml" xmlns:wpg="http://schemas.microsoft.com/office/word/2010/wordprocessingGroup" xmlns:wpi="http://schemas.microsoft.com/office/word/2010/wordprocessingInk" xmlns:wne="http://schemas.microsoft.com/office/word/2006/wordml" xmlns:wps="http://schemas.microsoft.com/office/word/2010/wordprocessingShape" mc:Ignorable="w14 w15 wp14">
+  <w:comment w:id="0" w:author="Buljoslav" w:date="2019-01-07T18:19:00Z" w:initials="B">
+    <w:p>
+      <w:pPr>
+        <w:pStyle w:val="CommentText"/>
+      </w:pPr>
+      <w:r>
+        <w:rPr>
+          <w:rStyle w:val="CommentReference"/>
+        </w:rPr>
+        <w:annotationRef/>
+      </w:r>
+      <w:r>
+        <w:t>Drugo izdanje ili bukvalno drugi talas obucavanja...</w:t>
+      </w:r>
+    </w:p>
+    <w:p>
+      <w:pPr>
+        <w:pStyle w:val="CommentText"/>
+      </w:pPr>
+      <w:r>
+        <w:t>ovo isto na sledecoj strani</w:t>
+      </w:r>
+    </w:p>
+    <w:p>
+      <w:pPr>
+        <w:pStyle w:val="CommentText"/>
+      </w:pPr>
+    </w:p>
+  </w:comment>
+</w:comments>
+</file>
+
+<file path=word/commentsExtended.xml><?xml version="1.0" encoding="utf-8"?>
+<w15:commentsEx xmlns:wpc="http://schemas.microsoft.com/office/word/2010/wordprocessingCanvas" xmlns:mc="http://schemas.openxmlformats.org/markup-compatibility/2006" xmlns:o="urn:schemas-microsoft-com:office:office" xmlns:r="http://schemas.openxmlformats.org/officeDocument/2006/relationships" xmlns:m="http://schemas.openxmlformats.org/officeDocument/2006/math" xmlns:v="urn:schemas-microsoft-com:vml" xmlns:wp14="http://schemas.microsoft.com/office/word/2010/wordprocessingDrawing" xmlns:wp="http://schemas.openxmlformats.org/drawingml/2006/wordprocessingDrawing" xmlns:w10="urn:schemas-microsoft-com:office:word" xmlns:w="http://schemas.openxmlformats.org/wordprocessingml/2006/main" xmlns:w14="http://schemas.microsoft.com/office/word/2010/wordml" xmlns:w15="http://schemas.microsoft.com/office/word/2012/wordml" xmlns:wpg="http://schemas.microsoft.com/office/word/2010/wordprocessingGroup" xmlns:wpi="http://schemas.microsoft.com/office/word/2010/wordprocessingInk" xmlns:wne="http://schemas.microsoft.com/office/word/2006/wordml" xmlns:wps="http://schemas.microsoft.com/office/word/2010/wordprocessingShape" mc:Ignorable="w14 w15 wp14">
+  <w15:commentEx w15:paraId="67776F68" w15:done="0"/>
+</w15:commentsEx>
+</file>
+
+<file path=word/numbering.xml><?xml version="1.0" encoding="utf-8"?>
+<w:numbering xmlns:wpc="http://schemas.microsoft.com/office/word/2010/wordprocessingCanvas" xmlns:mc="http://schemas.openxmlformats.org/markup-compatibility/2006" xmlns:o="urn:schemas-microsoft-com:office:office" xmlns:r="http://schemas.openxmlformats.org/officeDocument/2006/relationships" xmlns:m="http://schemas.openxmlformats.org/officeDocument/2006/math" xmlns:v="urn:schemas-microsoft-com:vml" xmlns:wp14="http://schemas.microsoft.com/office/word/2010/wordprocessingDrawing" xmlns:wp="http://schemas.openxmlformats.org/drawingml/2006/wordprocessingDrawing" xmlns:w10="urn:schemas-microsoft-com:office:word" xmlns:w="http://schemas.openxmlformats.org/wordprocessingml/2006/main" xmlns:w14="http://schemas.microsoft.com/office/word/2010/wordml" xmlns:w15="http://schemas.microsoft.com/office/word/2012/wordml" xmlns:wpg="http://schemas.microsoft.com/office/word/2010/wordprocessingGroup" xmlns:wpi="http://schemas.microsoft.com/office/word/2010/wordprocessingInk" xmlns:wne="http://schemas.microsoft.com/office/word/2006/wordml" xmlns:wps="http://schemas.microsoft.com/office/word/2010/wordprocessingShape" mc:Ignorable="w14 w15 wp14">
+  <w:abstractNum w:abstractNumId="0" w15:restartNumberingAfterBreak="0">
+    <w:nsid w:val="13E904C5"/>
+    <w:multiLevelType w:val="hybridMultilevel"/>
+    <w:tmpl w:val="7092E994"/>
+    <w:lvl w:ilvl="0" w:tplc="08090001">
+      <w:start w:val="1"/>
+      <w:numFmt w:val="bullet"/>
+      <w:lvlText w:val=""/>
+      <w:lvlJc w:val="left"/>
+      <w:pPr>
+        <w:ind w:left="720" w:hanging="360"/>
+      </w:pPr>
+      <w:rPr>
+        <w:rFonts w:ascii="Symbol" w:hAnsi="Symbol" w:hint="default"/>
+      </w:rPr>
+    </w:lvl>
+    <w:lvl w:ilvl="1" w:tplc="08090003" w:tentative="1">
+      <w:start w:val="1"/>
+      <w:numFmt w:val="bullet"/>
+      <w:lvlText w:val="o"/>
+      <w:lvlJc w:val="left"/>
+      <w:pPr>
+        <w:ind w:left="1440" w:hanging="360"/>
+      </w:pPr>
+      <w:rPr>
+        <w:rFonts w:ascii="Courier New" w:hAnsi="Courier New" w:cs="Courier New" w:hint="default"/>
+      </w:rPr>
+    </w:lvl>
+    <w:lvl w:ilvl="2" w:tplc="08090005" w:tentative="1">
+      <w:start w:val="1"/>
+      <w:numFmt w:val="bullet"/>
+      <w:lvlText w:val=""/>
+      <w:lvlJc w:val="left"/>
+      <w:pPr>
+        <w:ind w:left="2160" w:hanging="360"/>
+      </w:pPr>
+      <w:rPr>
+        <w:rFonts w:ascii="Wingdings" w:hAnsi="Wingdings" w:hint="default"/>
+      </w:rPr>
+    </w:lvl>
+    <w:lvl w:ilvl="3" w:tplc="08090001" w:tentative="1">
+      <w:start w:val="1"/>
+      <w:numFmt w:val="bullet"/>
+      <w:lvlText w:val=""/>
+      <w:lvlJc w:val="left"/>
+      <w:pPr>
+        <w:ind w:left="2880" w:hanging="360"/>
+      </w:pPr>
+      <w:rPr>
+        <w:rFonts w:ascii="Symbol" w:hAnsi="Symbol" w:hint="default"/>
+      </w:rPr>
+    </w:lvl>
+    <w:lvl w:ilvl="4" w:tplc="08090003" w:tentative="1">
+      <w:start w:val="1"/>
+      <w:numFmt w:val="bullet"/>
+      <w:lvlText w:val="o"/>
+      <w:lvlJc w:val="left"/>
+      <w:pPr>
+        <w:ind w:left="3600" w:hanging="360"/>
+      </w:pPr>
+      <w:rPr>
+        <w:rFonts w:ascii="Courier New" w:hAnsi="Courier New" w:cs="Courier New" w:hint="default"/>
+      </w:rPr>
+    </w:lvl>
+    <w:lvl w:ilvl="5" w:tplc="08090005" w:tentative="1">
+      <w:start w:val="1"/>
+      <w:numFmt w:val="bullet"/>
+      <w:lvlText w:val=""/>
+      <w:lvlJc w:val="left"/>
+      <w:pPr>
+        <w:ind w:left="4320" w:hanging="360"/>
+      </w:pPr>
+      <w:rPr>
+        <w:rFonts w:ascii="Wingdings" w:hAnsi="Wingdings" w:hint="default"/>
+      </w:rPr>
+    </w:lvl>
+    <w:lvl w:ilvl="6" w:tplc="08090001" w:tentative="1">
+      <w:start w:val="1"/>
+      <w:numFmt w:val="bullet"/>
+      <w:lvlText w:val=""/>
+      <w:lvlJc w:val="left"/>
+      <w:pPr>
+        <w:ind w:left="5040" w:hanging="360"/>
+      </w:pPr>
+      <w:rPr>
+        <w:rFonts w:ascii="Symbol" w:hAnsi="Symbol" w:hint="default"/>
+      </w:rPr>
+    </w:lvl>
+    <w:lvl w:ilvl="7" w:tplc="08090003" w:tentative="1">
+      <w:start w:val="1"/>
+      <w:numFmt w:val="bullet"/>
+      <w:lvlText w:val="o"/>
+      <w:lvlJc w:val="left"/>
+      <w:pPr>
+        <w:ind w:left="5760" w:hanging="360"/>
+      </w:pPr>
+      <w:rPr>
+        <w:rFonts w:ascii="Courier New" w:hAnsi="Courier New" w:cs="Courier New" w:hint="default"/>
+      </w:rPr>
+    </w:lvl>
+    <w:lvl w:ilvl="8" w:tplc="08090005" w:tentative="1">
+      <w:start w:val="1"/>
+      <w:numFmt w:val="bullet"/>
+      <w:lvlText w:val=""/>
+      <w:lvlJc w:val="left"/>
+      <w:pPr>
+        <w:ind w:left="6480" w:hanging="360"/>
+      </w:pPr>
+      <w:rPr>
+        <w:rFonts w:ascii="Wingdings" w:hAnsi="Wingdings" w:hint="default"/>
+      </w:rPr>
+    </w:lvl>
+  </w:abstractNum>
+  <w:abstractNum w:abstractNumId="1" w15:restartNumberingAfterBreak="0">
+    <w:nsid w:val="335215B6"/>
+    <w:multiLevelType w:val="hybridMultilevel"/>
+    <w:tmpl w:val="2402C370"/>
+    <w:lvl w:ilvl="0" w:tplc="08090001">
+      <w:start w:val="1"/>
+      <w:numFmt w:val="bullet"/>
+      <w:lvlText w:val=""/>
+      <w:lvlJc w:val="left"/>
+      <w:pPr>
+        <w:ind w:left="720" w:hanging="360"/>
+      </w:pPr>
+      <w:rPr>
+        <w:rFonts w:ascii="Symbol" w:hAnsi="Symbol" w:hint="default"/>
+      </w:rPr>
+    </w:lvl>
+    <w:lvl w:ilvl="1" w:tplc="08090003" w:tentative="1">
+      <w:start w:val="1"/>
+      <w:numFmt w:val="bullet"/>
+      <w:lvlText w:val="o"/>
+      <w:lvlJc w:val="left"/>
+      <w:pPr>
+        <w:ind w:left="1440" w:hanging="360"/>
+      </w:pPr>
+      <w:rPr>
+        <w:rFonts w:ascii="Courier New" w:hAnsi="Courier New" w:cs="Courier New" w:hint="default"/>
+      </w:rPr>
+    </w:lvl>
+    <w:lvl w:ilvl="2" w:tplc="08090005" w:tentative="1">
+      <w:start w:val="1"/>
+      <w:numFmt w:val="bullet"/>
+      <w:lvlText w:val=""/>
+      <w:lvlJc w:val="left"/>
+      <w:pPr>
+        <w:ind w:left="2160" w:hanging="360"/>
+      </w:pPr>
+      <w:rPr>
+        <w:rFonts w:ascii="Wingdings" w:hAnsi="Wingdings" w:hint="default"/>
+      </w:rPr>
+    </w:lvl>
+    <w:lvl w:ilvl="3" w:tplc="08090001" w:tentative="1">
+      <w:start w:val="1"/>
+      <w:numFmt w:val="bullet"/>
+      <w:lvlText w:val=""/>
+      <w:lvlJc w:val="left"/>
+      <w:pPr>
+        <w:ind w:left="2880" w:hanging="360"/>
+      </w:pPr>
+      <w:rPr>
+        <w:rFonts w:ascii="Symbol" w:hAnsi="Symbol" w:hint="default"/>
+      </w:rPr>
+    </w:lvl>
+    <w:lvl w:ilvl="4" w:tplc="08090003" w:tentative="1">
+      <w:start w:val="1"/>
+      <w:numFmt w:val="bullet"/>
+      <w:lvlText w:val="o"/>
+      <w:lvlJc w:val="left"/>
+      <w:pPr>
+        <w:ind w:left="3600" w:hanging="360"/>
+      </w:pPr>
+      <w:rPr>
+        <w:rFonts w:ascii="Courier New" w:hAnsi="Courier New" w:cs="Courier New" w:hint="default"/>
+      </w:rPr>
+    </w:lvl>
+    <w:lvl w:ilvl="5" w:tplc="08090005" w:tentative="1">
+      <w:start w:val="1"/>
+      <w:numFmt w:val="bullet"/>
+      <w:lvlText w:val=""/>
+      <w:lvlJc w:val="left"/>
+      <w:pPr>
+        <w:ind w:left="4320" w:hanging="360"/>
+      </w:pPr>
+      <w:rPr>
+        <w:rFonts w:ascii="Wingdings" w:hAnsi="Wingdings" w:hint="default"/>
+      </w:rPr>
+    </w:lvl>
+    <w:lvl w:ilvl="6" w:tplc="08090001" w:tentative="1">
+      <w:start w:val="1"/>
+      <w:numFmt w:val="bullet"/>
+      <w:lvlText w:val=""/>
+      <w:lvlJc w:val="left"/>
+      <w:pPr>
+        <w:ind w:left="5040" w:hanging="360"/>
+      </w:pPr>
+      <w:rPr>
+        <w:rFonts w:ascii="Symbol" w:hAnsi="Symbol" w:hint="default"/>
+      </w:rPr>
+    </w:lvl>
+    <w:lvl w:ilvl="7" w:tplc="08090003" w:tentative="1">
+      <w:start w:val="1"/>
+      <w:numFmt w:val="bullet"/>
+      <w:lvlText w:val="o"/>
+      <w:lvlJc w:val="left"/>
+      <w:pPr>
+        <w:ind w:left="5760" w:hanging="360"/>
+      </w:pPr>
+      <w:rPr>
+        <w:rFonts w:ascii="Courier New" w:hAnsi="Courier New" w:cs="Courier New" w:hint="default"/>
+      </w:rPr>
+    </w:lvl>
+    <w:lvl w:ilvl="8" w:tplc="08090005" w:tentative="1">
+      <w:start w:val="1"/>
+      <w:numFmt w:val="bullet"/>
+      <w:lvlText w:val=""/>
+      <w:lvlJc w:val="left"/>
+      <w:pPr>
+        <w:ind w:left="6480" w:hanging="360"/>
+      </w:pPr>
+      <w:rPr>
+        <w:rFonts w:ascii="Wingdings" w:hAnsi="Wingdings" w:hint="default"/>
+      </w:rPr>
+    </w:lvl>
+  </w:abstractNum>
+  <w:num w:numId="1">
+    <w:abstractNumId w:val="1"/>
+  </w:num>
+  <w:num w:numId="2">
+    <w:abstractNumId w:val="0"/>
+  </w:num>
+</w:numbering>
+</file>
+
+<file path=word/people.xml><?xml version="1.0" encoding="utf-8"?>
+<w15:people xmlns:wpc="http://schemas.microsoft.com/office/word/2010/wordprocessingCanvas" xmlns:mc="http://schemas.openxmlformats.org/markup-compatibility/2006" xmlns:o="urn:schemas-microsoft-com:office:office" xmlns:r="http://schemas.openxmlformats.org/officeDocument/2006/relationships" xmlns:m="http://schemas.openxmlformats.org/officeDocument/2006/math" xmlns:v="urn:schemas-microsoft-com:vml" xmlns:wp14="http://schemas.microsoft.com/office/word/2010/wordprocessingDrawing" xmlns:wp="http://schemas.openxmlformats.org/drawingml/2006/wordprocessingDrawing" xmlns:w10="urn:schemas-microsoft-com:office:word" xmlns:w="http://schemas.openxmlformats.org/wordprocessingml/2006/main" xmlns:w14="http://schemas.microsoft.com/office/word/2010/wordml" xmlns:w15="http://schemas.microsoft.com/office/word/2012/wordml" xmlns:wpg="http://schemas.microsoft.com/office/word/2010/wordprocessingGroup" xmlns:wpi="http://schemas.microsoft.com/office/word/2010/wordprocessingInk" xmlns:wne="http://schemas.microsoft.com/office/word/2006/wordml" xmlns:wps="http://schemas.microsoft.com/office/word/2010/wordprocessingShape" mc:Ignorable="w14 w15 wp14">
+  <w15:person w15:author="Buljoslav">
+    <w15:presenceInfo w15:providerId="None" w15:userId="Buljoslav"/>
+  </w15:person>
+</w15:people>
 </file>
 
 <file path=word/styles.xml><?xml version="1.0" encoding="utf-8"?>
@@ -847,6 +1607,90 @@
       <w:contextualSpacing/>
     </w:pPr>
   </w:style>
+  <w:style w:type="character" w:styleId="CommentReference">
+    <w:name w:val="annotation reference"/>
+    <w:basedOn w:val="DefaultParagraphFont"/>
+    <w:rsid w:val="00187301"/>
+    <w:rPr>
+      <w:sz w:val="16"/>
+      <w:szCs w:val="16"/>
+    </w:rPr>
+  </w:style>
+  <w:style w:type="paragraph" w:styleId="CommentText">
+    <w:name w:val="annotation text"/>
+    <w:basedOn w:val="Normal"/>
+    <w:link w:val="CommentTextChar"/>
+    <w:rsid w:val="00187301"/>
+    <w:rPr>
+      <w:sz w:val="20"/>
+      <w:szCs w:val="20"/>
+    </w:rPr>
+  </w:style>
+  <w:style w:type="character" w:customStyle="1" w:styleId="CommentTextChar">
+    <w:name w:val="Comment Text Char"/>
+    <w:basedOn w:val="DefaultParagraphFont"/>
+    <w:link w:val="CommentText"/>
+    <w:rsid w:val="00187301"/>
+    <w:rPr>
+      <w:lang w:val="en-US" w:eastAsia="en-US"/>
+    </w:rPr>
+  </w:style>
+  <w:style w:type="paragraph" w:styleId="CommentSubject">
+    <w:name w:val="annotation subject"/>
+    <w:basedOn w:val="CommentText"/>
+    <w:next w:val="CommentText"/>
+    <w:link w:val="CommentSubjectChar"/>
+    <w:rsid w:val="00187301"/>
+    <w:rPr>
+      <w:b/>
+      <w:bCs/>
+    </w:rPr>
+  </w:style>
+  <w:style w:type="character" w:customStyle="1" w:styleId="CommentSubjectChar">
+    <w:name w:val="Comment Subject Char"/>
+    <w:basedOn w:val="CommentTextChar"/>
+    <w:link w:val="CommentSubject"/>
+    <w:rsid w:val="00187301"/>
+    <w:rPr>
+      <w:b/>
+      <w:bCs/>
+      <w:lang w:val="en-US" w:eastAsia="en-US"/>
+    </w:rPr>
+  </w:style>
+  <w:style w:type="paragraph" w:styleId="BalloonText">
+    <w:name w:val="Balloon Text"/>
+    <w:basedOn w:val="Normal"/>
+    <w:link w:val="BalloonTextChar"/>
+    <w:rsid w:val="00187301"/>
+    <w:rPr>
+      <w:rFonts w:ascii="Segoe UI" w:hAnsi="Segoe UI" w:cs="Segoe UI"/>
+      <w:sz w:val="18"/>
+      <w:szCs w:val="18"/>
+    </w:rPr>
+  </w:style>
+  <w:style w:type="character" w:customStyle="1" w:styleId="BalloonTextChar">
+    <w:name w:val="Balloon Text Char"/>
+    <w:basedOn w:val="DefaultParagraphFont"/>
+    <w:link w:val="BalloonText"/>
+    <w:rsid w:val="00187301"/>
+    <w:rPr>
+      <w:rFonts w:ascii="Segoe UI" w:hAnsi="Segoe UI" w:cs="Segoe UI"/>
+      <w:sz w:val="18"/>
+      <w:szCs w:val="18"/>
+      <w:lang w:val="en-US" w:eastAsia="en-US"/>
+    </w:rPr>
+  </w:style>
+  <w:style w:type="paragraph" w:styleId="ListParagraph">
+    <w:name w:val="List Paragraph"/>
+    <w:basedOn w:val="Normal"/>
+    <w:uiPriority w:val="34"/>
+    <w:qFormat/>
+    <w:rsid w:val="00E47CAA"/>
+    <w:pPr>
+      <w:ind w:left="720"/>
+      <w:contextualSpacing/>
+    </w:pPr>
+  </w:style>
 </w:styles>
 </file>
 

--- a/prevod.docx
+++ b/prevod.docx
@@ -815,84 +815,293 @@
           <w:lang w:val="sr-Latn-RS"/>
         </w:rPr>
       </w:pPr>
+    </w:p>
+    <w:p>
+      <w:pPr>
+        <w:ind w:left="720"/>
+        <w:rPr>
+          <w:sz w:val="22"/>
+          <w:lang w:val="sr-Latn-RS"/>
+        </w:rPr>
+      </w:pPr>
+    </w:p>
+    <w:p>
+      <w:pPr>
+        <w:ind w:left="720"/>
+        <w:rPr>
+          <w:sz w:val="22"/>
+          <w:lang w:val="sr-Latn-RS"/>
+        </w:rPr>
+      </w:pPr>
+    </w:p>
+    <w:p>
+      <w:pPr>
+        <w:ind w:left="720"/>
+        <w:rPr>
+          <w:sz w:val="22"/>
+          <w:lang w:val="sr-Latn-RS"/>
+        </w:rPr>
+      </w:pPr>
+    </w:p>
+    <w:p>
+      <w:pPr>
+        <w:rPr>
+          <w:lang w:val="sr-Latn-RS"/>
+        </w:rPr>
+      </w:pPr>
+    </w:p>
+    <w:p>
+      <w:pPr>
+        <w:rPr>
+          <w:lang w:val="sr-Latn-RS"/>
+        </w:rPr>
+      </w:pPr>
+    </w:p>
+    <w:p>
+      <w:pPr>
+        <w:rPr>
+          <w:lang w:val="sr-Latn-RS"/>
+        </w:rPr>
+      </w:pPr>
+    </w:p>
+    <w:p>
+      <w:pPr>
+        <w:rPr>
+          <w:lang w:val="sr-Latn-RS"/>
+        </w:rPr>
+      </w:pPr>
+    </w:p>
+    <w:p>
+      <w:pPr>
+        <w:rPr>
+          <w:lang w:val="sr-Latn-RS"/>
+        </w:rPr>
+      </w:pPr>
+    </w:p>
+    <w:p>
+      <w:pPr>
+        <w:rPr>
+          <w:lang w:val="sr-Latn-RS"/>
+        </w:rPr>
+      </w:pPr>
+    </w:p>
+    <w:p>
+      <w:pPr>
+        <w:rPr>
+          <w:lang w:val="sr-Latn-RS"/>
+        </w:rPr>
+      </w:pPr>
+    </w:p>
+    <w:p>
+      <w:pPr>
+        <w:rPr>
+          <w:lang w:val="sr-Latn-RS"/>
+        </w:rPr>
+      </w:pPr>
+    </w:p>
+    <w:p>
+      <w:pPr>
+        <w:rPr>
+          <w:lang w:val="sr-Latn-RS"/>
+        </w:rPr>
+      </w:pPr>
+    </w:p>
+    <w:p>
+      <w:pPr>
+        <w:rPr>
+          <w:lang w:val="sr-Latn-RS"/>
+        </w:rPr>
+      </w:pPr>
+    </w:p>
+    <w:p>
+      <w:pPr>
+        <w:rPr>
+          <w:lang w:val="sr-Latn-RS"/>
+        </w:rPr>
+      </w:pPr>
+    </w:p>
+    <w:p>
+      <w:pPr>
+        <w:rPr>
+          <w:lang w:val="sr-Latn-RS"/>
+        </w:rPr>
+      </w:pPr>
+    </w:p>
+    <w:p>
+      <w:pPr>
+        <w:rPr>
+          <w:lang w:val="sr-Latn-RS"/>
+        </w:rPr>
+      </w:pPr>
+    </w:p>
+    <w:p>
+      <w:pPr>
+        <w:rPr>
+          <w:lang w:val="sr-Latn-RS"/>
+        </w:rPr>
+      </w:pPr>
+      <w:r>
+        <w:rPr>
+          <w:lang w:val="sr-Latn-RS"/>
+        </w:rPr>
+        <w:lastRenderedPageBreak/>
+        <w:t>Objašnjenje simbola</w:t>
+      </w:r>
+    </w:p>
+    <w:p>
+      <w:pPr>
+        <w:rPr>
+          <w:lang w:val="sr-Latn-RS"/>
+        </w:rPr>
+      </w:pPr>
+    </w:p>
+    <w:p>
+      <w:pPr>
+        <w:rPr>
+          <w:lang w:val="sr-Latn-RS"/>
+        </w:rPr>
+      </w:pPr>
+      <w:r>
+        <w:rPr>
+          <w:lang w:val="sr-Latn-RS"/>
+        </w:rPr>
+        <w:t># Cilj                           #Tok</w:t>
+      </w:r>
+    </w:p>
+    <w:p>
+      <w:pPr>
+        <w:rPr>
+          <w:lang w:val="sr-Latn-RS"/>
+        </w:rPr>
+      </w:pPr>
+      <w:r>
+        <w:rPr>
+          <w:lang w:val="sr-Latn-RS"/>
+        </w:rPr>
+        <w:t>#</w:t>
+      </w:r>
+      <w:r>
+        <w:rPr>
+          <w:lang w:val="sr-Latn-RS"/>
+        </w:rPr>
+        <w:tab/>
+      </w:r>
+      <w:r>
+        <w:rPr>
+          <w:lang w:val="sr-Latn-RS"/>
+        </w:rPr>
+        <w:tab/>
+      </w:r>
+      <w:r>
+        <w:rPr>
+          <w:lang w:val="sr-Latn-RS"/>
+        </w:rPr>
+        <w:tab/>
+        <w:t>#</w:t>
+      </w:r>
+    </w:p>
+    <w:p>
+      <w:pPr>
+        <w:rPr>
+          <w:lang w:val="sr-Latn-RS"/>
+        </w:rPr>
+      </w:pPr>
+    </w:p>
+    <w:p>
+      <w:pPr>
+        <w:rPr>
+          <w:lang w:val="sr-Latn-RS"/>
+        </w:rPr>
+      </w:pPr>
+      <w:r>
+        <w:rPr>
+          <w:lang w:val="sr-Latn-RS"/>
+        </w:rPr>
+        <w:t>Ciljevi  modula</w:t>
+      </w:r>
+    </w:p>
+    <w:p>
+      <w:pPr>
+        <w:rPr>
+          <w:lang w:val="sr-Latn-RS"/>
+        </w:rPr>
+      </w:pPr>
+    </w:p>
+    <w:p>
+      <w:pPr>
+        <w:rPr>
+          <w:lang w:val="sr-Latn-RS"/>
+        </w:rPr>
+      </w:pPr>
+      <w:r>
+        <w:rPr>
+          <w:lang w:val="sr-Latn-RS"/>
+        </w:rPr>
+        <w:t xml:space="preserve">Sa modulom „Ekološka vožnja, vežbanjem do savršenstva“ biće ostvareni sledeći ciljevi </w:t>
+      </w:r>
+      <w:r>
+        <w:rPr>
+          <w:lang w:val="sr-Latn-RS"/>
+        </w:rPr>
+        <w:t>i pokrivene sledeće teme :</w:t>
+      </w:r>
+    </w:p>
+    <w:p>
+      <w:pPr>
+        <w:rPr>
+          <w:lang w:val="sr-Latn-RS"/>
+        </w:rPr>
+      </w:pPr>
+    </w:p>
+    <w:p>
+      <w:pPr>
+        <w:rPr>
+          <w:lang w:val="sr-Latn-RS"/>
+        </w:rPr>
+      </w:pPr>
+    </w:p>
+    <w:p>
+      <w:pPr>
+        <w:rPr>
+          <w:lang w:val="sr-Latn-RS"/>
+        </w:rPr>
+      </w:pPr>
+    </w:p>
+    <w:p>
+      <w:pPr>
+        <w:rPr>
+          <w:lang w:val="sr-Latn-RS"/>
+        </w:rPr>
+      </w:pPr>
+      <w:r>
+        <w:rPr>
+          <w:lang w:val="sr-Latn-RS"/>
+        </w:rPr>
+        <w:t xml:space="preserve">Na informacionom portalu </w:t>
+      </w:r>
+      <w:hyperlink r:id="rId7" w:history="1">
+        <w:r>
+          <w:rPr>
+            <w:rStyle w:val="Hyperlink"/>
+            <w:lang w:val="sr-Latn-RS"/>
+          </w:rPr>
+          <w:t>www.eu-bkf.de</w:t>
+        </w:r>
+      </w:hyperlink>
+      <w:r>
+        <w:rPr>
+          <w:lang w:val="sr-Latn-RS"/>
+        </w:rPr>
+        <w:t xml:space="preserve"> nalaze se aktuelne informacije</w:t>
+      </w:r>
+      <w:r>
+        <w:rPr>
+          <w:lang w:val="sr-Latn-RS"/>
+        </w:rPr>
+        <w:t xml:space="preserve"> na temu kvalifkacije za profesionalne vozače motornih vozila i fordmitel.</w:t>
+      </w:r>
       <w:bookmarkStart w:id="1" w:name="_GoBack"/>
       <w:bookmarkEnd w:id="1"/>
-    </w:p>
-    <w:p>
-      <w:pPr>
-        <w:ind w:left="720"/>
-        <w:rPr>
-          <w:sz w:val="22"/>
-          <w:lang w:val="sr-Latn-RS"/>
-        </w:rPr>
-      </w:pPr>
-    </w:p>
-    <w:p>
-      <w:pPr>
-        <w:ind w:left="720"/>
-        <w:rPr>
-          <w:sz w:val="22"/>
-          <w:lang w:val="sr-Latn-RS"/>
-        </w:rPr>
-      </w:pPr>
-    </w:p>
-    <w:p>
-      <w:pPr>
-        <w:ind w:left="720"/>
-        <w:rPr>
-          <w:sz w:val="22"/>
-          <w:lang w:val="sr-Latn-RS"/>
-        </w:rPr>
-      </w:pPr>
-    </w:p>
-    <w:p>
-      <w:pPr>
-        <w:rPr>
-          <w:lang w:val="sr-Latn-RS"/>
-        </w:rPr>
-      </w:pPr>
-    </w:p>
-    <w:p>
-      <w:pPr>
-        <w:rPr>
-          <w:lang w:val="sr-Latn-RS"/>
-        </w:rPr>
-      </w:pPr>
-    </w:p>
-    <w:p>
-      <w:pPr>
-        <w:rPr>
-          <w:lang w:val="sr-Latn-RS"/>
-        </w:rPr>
-      </w:pPr>
-    </w:p>
-    <w:p>
-      <w:pPr>
-        <w:rPr>
-          <w:lang w:val="sr-Latn-RS"/>
-        </w:rPr>
-      </w:pPr>
-    </w:p>
-    <w:p>
-      <w:pPr>
-        <w:rPr>
-          <w:lang w:val="sr-Latn-RS"/>
-        </w:rPr>
-      </w:pPr>
-    </w:p>
-    <w:p>
-      <w:pPr>
-        <w:rPr>
-          <w:lang w:val="sr-Latn-RS"/>
-        </w:rPr>
-      </w:pPr>
-    </w:p>
-    <w:p>
-      <w:pPr>
-        <w:rPr>
-          <w:lang w:val="sr-Latn-RS"/>
-        </w:rPr>
-      </w:pPr>
     </w:p>
     <w:p>
       <w:pPr>
@@ -1691,6 +1900,15 @@
       <w:contextualSpacing/>
     </w:pPr>
   </w:style>
+  <w:style w:type="character" w:styleId="Hyperlink">
+    <w:name w:val="Hyperlink"/>
+    <w:basedOn w:val="DefaultParagraphFont"/>
+    <w:rsid w:val="00873301"/>
+    <w:rPr>
+      <w:color w:val="0563C1" w:themeColor="hyperlink"/>
+      <w:u w:val="single"/>
+    </w:rPr>
+  </w:style>
 </w:styles>
 </file>
 
